--- a/entregas/plano-contingencia-agua/rotinas/checklist-relatorio-mensal-fornecedores.docx
+++ b/entregas/plano-contingencia-agua/rotinas/checklist-relatorio-mensal-fornecedores.docx
@@ -2548,6 +2548,7 @@
     <w:p>
       <w:pPr>
         <w:keepNext/>
+        <w:pageBreakBefore/>
         <w:pBdr>
           <w:bottom w:val="single" w:sz="8" w:space="5" w:color="2F4162"/>
         </w:pBdr>
@@ -5918,6 +5919,7 @@
     <w:p>
       <w:pPr>
         <w:keepNext/>
+        <w:pageBreakBefore/>
         <w:pBdr>
           <w:bottom w:val="single" w:sz="8" w:space="5" w:color="2F4162"/>
         </w:pBdr>
